--- a/labs/lab2/report.docx
+++ b/labs/lab2/report.docx
@@ -108,7 +108,25 @@
     </w:p>
     <w:p>
       <w:pPr>
-        <w:spacing w:after="0" w:before="3600"/>
+        <w:spacing w:after="0" w:before="240"/>
+        <w:jc w:val="right"/>
+      </w:pPr>
+      <w:r>
+        <w:t xml:space="preserve">Преподаватель:</w:t>
+      </w:r>
+    </w:p>
+    <w:p>
+      <w:pPr>
+        <w:spacing w:after="0" w:before="0"/>
+        <w:jc w:val="right"/>
+      </w:pPr>
+      <w:r>
+        <w:t xml:space="preserve">Гусарова Наталия Федоровна</w:t>
+      </w:r>
+    </w:p>
+    <w:p>
+      <w:pPr>
+        <w:spacing w:after="0" w:before="2400"/>
         <w:jc w:val="center"/>
       </w:pPr>
       <w:r>
